--- a/machine_learning_basics/correlation for linear regression.docx
+++ b/machine_learning_basics/correlation for linear regression.docx
@@ -34,6 +34,7 @@
       </w:pPr>
       <w:r>
         <w:rPr>
+          <w:noProof/>
           <w:lang w:val="en-US"/>
         </w:rPr>
         <w:drawing>
@@ -109,6 +110,7 @@
         <w:rPr>
           <w:b/>
           <w:bCs/>
+          <w:noProof/>
           <w:lang w:val="en-US"/>
         </w:rPr>
         <w:drawing>
@@ -177,6 +179,7 @@
         <w:rPr>
           <w:b/>
           <w:bCs/>
+          <w:noProof/>
           <w:lang w:val="en-US"/>
         </w:rPr>
         <w:lastRenderedPageBreak/>
@@ -255,6 +258,7 @@
         <w:rPr>
           <w:b/>
           <w:bCs/>
+          <w:noProof/>
           <w:lang w:val="en-US"/>
         </w:rPr>
         <w:drawing>
@@ -297,14 +301,209 @@
     <w:p>
       <w:pPr>
         <w:rPr>
+          <w:b/>
+          <w:bCs/>
           <w:lang w:val="en-US"/>
         </w:rPr>
       </w:pPr>
       <w:r>
         <w:rPr>
+          <w:b/>
+          <w:bCs/>
+          <w:lang w:val="en-US"/>
+        </w:rPr>
+        <w:drawing>
+          <wp:inline distT="0" distB="0" distL="0" distR="0" wp14:anchorId="383A3E9D" wp14:editId="2D80E5C0">
+            <wp:extent cx="2248095" cy="967824"/>
+            <wp:effectExtent l="0" t="0" r="0" b="3810"/>
+            <wp:docPr id="560284537" name="Picture 1"/>
+            <wp:cNvGraphicFramePr>
+              <a:graphicFrameLocks xmlns:a="http://schemas.openxmlformats.org/drawingml/2006/main" noChangeAspect="1"/>
+            </wp:cNvGraphicFramePr>
+            <a:graphic xmlns:a="http://schemas.openxmlformats.org/drawingml/2006/main">
+              <a:graphicData uri="http://schemas.openxmlformats.org/drawingml/2006/picture">
+                <pic:pic xmlns:pic="http://schemas.openxmlformats.org/drawingml/2006/picture">
+                  <pic:nvPicPr>
+                    <pic:cNvPr id="560284537" name=""/>
+                    <pic:cNvPicPr/>
+                  </pic:nvPicPr>
+                  <pic:blipFill>
+                    <a:blip r:embed="rId8"/>
+                    <a:stretch>
+                      <a:fillRect/>
+                    </a:stretch>
+                  </pic:blipFill>
+                  <pic:spPr>
+                    <a:xfrm>
+                      <a:off x="0" y="0"/>
+                      <a:ext cx="2248095" cy="967824"/>
+                    </a:xfrm>
+                    <a:prstGeom prst="rect">
+                      <a:avLst/>
+                    </a:prstGeom>
+                  </pic:spPr>
+                </pic:pic>
+              </a:graphicData>
+            </a:graphic>
+          </wp:inline>
+        </w:drawing>
+      </w:r>
+    </w:p>
+    <w:p>
+      <w:pPr>
+        <w:rPr>
+          <w:lang w:val="en-US"/>
+        </w:rPr>
+      </w:pPr>
+      <w:r>
+        <w:rPr>
           <w:lang w:val="en-US"/>
         </w:rPr>
         <w:t>We will take positive and negative correlated fields as input to train a linear regression model.</w:t>
+      </w:r>
+    </w:p>
+    <w:p>
+      <w:pPr>
+        <w:rPr>
+          <w:lang w:val="en-US"/>
+        </w:rPr>
+      </w:pPr>
+    </w:p>
+    <w:p>
+      <w:pPr>
+        <w:rPr>
+          <w:b/>
+          <w:bCs/>
+          <w:lang w:val="en-US"/>
+        </w:rPr>
+      </w:pPr>
+      <w:r>
+        <w:rPr>
+          <w:b/>
+          <w:bCs/>
+          <w:lang w:val="en-US"/>
+        </w:rPr>
+        <w:t>FORMULA:</w:t>
+      </w:r>
+    </w:p>
+    <w:p>
+      <w:pPr>
+        <w:rPr>
+          <w:b/>
+          <w:bCs/>
+          <w:lang w:val="en-US"/>
+        </w:rPr>
+      </w:pPr>
+      <w:r>
+        <w:rPr>
+          <w:b/>
+          <w:bCs/>
+          <w:lang w:val="en-US"/>
+        </w:rPr>
+        <w:drawing>
+          <wp:inline distT="0" distB="0" distL="0" distR="0" wp14:anchorId="71716B5B" wp14:editId="27306AA9">
+            <wp:extent cx="2560542" cy="998307"/>
+            <wp:effectExtent l="0" t="0" r="0" b="0"/>
+            <wp:docPr id="2129021029" name="Picture 1"/>
+            <wp:cNvGraphicFramePr>
+              <a:graphicFrameLocks xmlns:a="http://schemas.openxmlformats.org/drawingml/2006/main" noChangeAspect="1"/>
+            </wp:cNvGraphicFramePr>
+            <a:graphic xmlns:a="http://schemas.openxmlformats.org/drawingml/2006/main">
+              <a:graphicData uri="http://schemas.openxmlformats.org/drawingml/2006/picture">
+                <pic:pic xmlns:pic="http://schemas.openxmlformats.org/drawingml/2006/picture">
+                  <pic:nvPicPr>
+                    <pic:cNvPr id="2129021029" name=""/>
+                    <pic:cNvPicPr/>
+                  </pic:nvPicPr>
+                  <pic:blipFill>
+                    <a:blip r:embed="rId9"/>
+                    <a:stretch>
+                      <a:fillRect/>
+                    </a:stretch>
+                  </pic:blipFill>
+                  <pic:spPr>
+                    <a:xfrm>
+                      <a:off x="0" y="0"/>
+                      <a:ext cx="2560542" cy="998307"/>
+                    </a:xfrm>
+                    <a:prstGeom prst="rect">
+                      <a:avLst/>
+                    </a:prstGeom>
+                  </pic:spPr>
+                </pic:pic>
+              </a:graphicData>
+            </a:graphic>
+          </wp:inline>
+        </w:drawing>
+      </w:r>
+    </w:p>
+    <w:p>
+      <w:pPr>
+        <w:rPr>
+          <w:b/>
+          <w:bCs/>
+          <w:lang w:val="en-US"/>
+        </w:rPr>
+      </w:pPr>
+      <w:r>
+        <w:rPr>
+          <w:b/>
+          <w:bCs/>
+          <w:lang w:val="en-US"/>
+        </w:rPr>
+        <w:t>Example correlation calculation:</w:t>
+      </w:r>
+    </w:p>
+    <w:p>
+      <w:pPr>
+        <w:rPr>
+          <w:b/>
+          <w:bCs/>
+          <w:lang w:val="en-US"/>
+        </w:rPr>
+      </w:pPr>
+      <w:r>
+        <w:rPr>
+          <w:b/>
+          <w:bCs/>
+          <w:lang w:val="en-US"/>
+        </w:rPr>
+        <w:lastRenderedPageBreak/>
+        <w:drawing>
+          <wp:inline distT="0" distB="0" distL="0" distR="0" wp14:anchorId="6FC8DF43" wp14:editId="082A0E38">
+            <wp:extent cx="5159187" cy="5387807"/>
+            <wp:effectExtent l="0" t="0" r="3810" b="3810"/>
+            <wp:docPr id="672017022" name="Picture 1"/>
+            <wp:cNvGraphicFramePr>
+              <a:graphicFrameLocks xmlns:a="http://schemas.openxmlformats.org/drawingml/2006/main" noChangeAspect="1"/>
+            </wp:cNvGraphicFramePr>
+            <a:graphic xmlns:a="http://schemas.openxmlformats.org/drawingml/2006/main">
+              <a:graphicData uri="http://schemas.openxmlformats.org/drawingml/2006/picture">
+                <pic:pic xmlns:pic="http://schemas.openxmlformats.org/drawingml/2006/picture">
+                  <pic:nvPicPr>
+                    <pic:cNvPr id="672017022" name=""/>
+                    <pic:cNvPicPr/>
+                  </pic:nvPicPr>
+                  <pic:blipFill>
+                    <a:blip r:embed="rId10"/>
+                    <a:stretch>
+                      <a:fillRect/>
+                    </a:stretch>
+                  </pic:blipFill>
+                  <pic:spPr>
+                    <a:xfrm>
+                      <a:off x="0" y="0"/>
+                      <a:ext cx="5159187" cy="5387807"/>
+                    </a:xfrm>
+                    <a:prstGeom prst="rect">
+                      <a:avLst/>
+                    </a:prstGeom>
+                  </pic:spPr>
+                </pic:pic>
+              </a:graphicData>
+            </a:graphic>
+          </wp:inline>
+        </w:drawing>
       </w:r>
     </w:p>
     <w:sectPr>
@@ -920,6 +1119,7 @@
   <w:style w:type="character" w:default="1" w:styleId="DefaultParagraphFont">
     <w:name w:val="Default Paragraph Font"/>
     <w:uiPriority w:val="1"/>
+    <w:semiHidden/>
     <w:unhideWhenUsed/>
   </w:style>
   <w:style w:type="table" w:default="1" w:styleId="TableNormal">

--- a/machine_learning_basics/correlation for linear regression.docx
+++ b/machine_learning_basics/correlation for linear regression.docx
@@ -20,8 +20,23 @@
         <w:t>) to +1(perfect positive</w:t>
       </w:r>
       <w:r>
-        <w:t xml:space="preserve"> x,y will increased</w:t>
-      </w:r>
+        <w:t xml:space="preserve"> </w:t>
+      </w:r>
+      <w:proofErr w:type="spellStart"/>
+      <w:proofErr w:type="gramStart"/>
+      <w:r>
+        <w:t>x,y</w:t>
+      </w:r>
+      <w:proofErr w:type="spellEnd"/>
+      <w:proofErr w:type="gramEnd"/>
+      <w:r>
+        <w:t xml:space="preserve"> will </w:t>
+      </w:r>
+      <w:proofErr w:type="gramStart"/>
+      <w:r>
+        <w:t>increased</w:t>
+      </w:r>
+      <w:proofErr w:type="gramEnd"/>
       <w:r>
         <w:t>), with 0 indicating no linear correlation.</w:t>
       </w:r>
@@ -310,6 +325,7 @@
         <w:rPr>
           <w:b/>
           <w:bCs/>
+          <w:noProof/>
           <w:lang w:val="en-US"/>
         </w:rPr>
         <w:drawing>
@@ -398,6 +414,7 @@
         <w:rPr>
           <w:b/>
           <w:bCs/>
+          <w:noProof/>
           <w:lang w:val="en-US"/>
         </w:rPr>
         <w:drawing>
@@ -466,6 +483,7 @@
         <w:rPr>
           <w:b/>
           <w:bCs/>
+          <w:noProof/>
           <w:lang w:val="en-US"/>
         </w:rPr>
         <w:lastRenderedPageBreak/>
@@ -494,6 +512,121 @@
                     <a:xfrm>
                       <a:off x="0" y="0"/>
                       <a:ext cx="5159187" cy="5387807"/>
+                    </a:xfrm>
+                    <a:prstGeom prst="rect">
+                      <a:avLst/>
+                    </a:prstGeom>
+                  </pic:spPr>
+                </pic:pic>
+              </a:graphicData>
+            </a:graphic>
+          </wp:inline>
+        </w:drawing>
+      </w:r>
+    </w:p>
+    <w:p>
+      <w:pPr>
+        <w:rPr>
+          <w:b/>
+          <w:bCs/>
+          <w:lang w:val="en-US"/>
+        </w:rPr>
+      </w:pPr>
+    </w:p>
+    <w:p>
+      <w:pPr>
+        <w:rPr>
+          <w:b/>
+          <w:bCs/>
+          <w:lang w:val="en-US"/>
+        </w:rPr>
+      </w:pPr>
+      <w:r>
+        <w:rPr>
+          <w:b/>
+          <w:bCs/>
+          <w:lang w:val="en-US"/>
+        </w:rPr>
+        <w:t>IMPORTANCE OF GIVING HIGH CORRELATED FEATURE TO MODEL TRAINING</w:t>
+      </w:r>
+    </w:p>
+    <w:p>
+      <w:pPr>
+        <w:rPr>
+          <w:lang w:val="en-US"/>
+        </w:rPr>
+      </w:pPr>
+      <w:r>
+        <w:rPr>
+          <w:lang w:val="en-US"/>
+        </w:rPr>
+        <w:t xml:space="preserve">For all kind of regression model we have to give highly corelated fields with target variable is important, we have to pick a feature that has correlation greater than or equal to the 0.5, in the below describes the house price prediction correlation, the target label price has highly correlated with the feature called room size, so this needs to be </w:t>
+      </w:r>
+      <w:proofErr w:type="spellStart"/>
+      <w:r>
+        <w:rPr>
+          <w:lang w:val="en-US"/>
+        </w:rPr>
+        <w:t>give</w:t>
+      </w:r>
+      <w:proofErr w:type="spellEnd"/>
+      <w:r>
+        <w:rPr>
+          <w:lang w:val="en-US"/>
+        </w:rPr>
+        <w:t xml:space="preserve"> to the model for training, if we give less correlated feature than the model’s accuracy will be </w:t>
+      </w:r>
+      <w:proofErr w:type="spellStart"/>
+      <w:r>
+        <w:rPr>
+          <w:lang w:val="en-US"/>
+        </w:rPr>
+        <w:t>decresed</w:t>
+      </w:r>
+      <w:proofErr w:type="spellEnd"/>
+      <w:r>
+        <w:rPr>
+          <w:lang w:val="en-US"/>
+        </w:rPr>
+        <w:t>.</w:t>
+      </w:r>
+    </w:p>
+    <w:p>
+      <w:pPr>
+        <w:rPr>
+          <w:lang w:val="en-US"/>
+        </w:rPr>
+      </w:pPr>
+      <w:r>
+        <w:rPr>
+          <w:lang w:val="en-US"/>
+        </w:rPr>
+        <w:lastRenderedPageBreak/>
+        <w:drawing>
+          <wp:inline distT="0" distB="0" distL="0" distR="0" wp14:anchorId="4BBE5ACE" wp14:editId="4337CC32">
+            <wp:extent cx="4999153" cy="2743438"/>
+            <wp:effectExtent l="0" t="0" r="0" b="0"/>
+            <wp:docPr id="1090995950" name="Picture 1"/>
+            <wp:cNvGraphicFramePr>
+              <a:graphicFrameLocks xmlns:a="http://schemas.openxmlformats.org/drawingml/2006/main" noChangeAspect="1"/>
+            </wp:cNvGraphicFramePr>
+            <a:graphic xmlns:a="http://schemas.openxmlformats.org/drawingml/2006/main">
+              <a:graphicData uri="http://schemas.openxmlformats.org/drawingml/2006/picture">
+                <pic:pic xmlns:pic="http://schemas.openxmlformats.org/drawingml/2006/picture">
+                  <pic:nvPicPr>
+                    <pic:cNvPr id="1090995950" name=""/>
+                    <pic:cNvPicPr/>
+                  </pic:nvPicPr>
+                  <pic:blipFill>
+                    <a:blip r:embed="rId11"/>
+                    <a:stretch>
+                      <a:fillRect/>
+                    </a:stretch>
+                  </pic:blipFill>
+                  <pic:spPr>
+                    <a:xfrm>
+                      <a:off x="0" y="0"/>
+                      <a:ext cx="4999153" cy="2743438"/>
                     </a:xfrm>
                     <a:prstGeom prst="rect">
                       <a:avLst/>
